--- a/YazdNegar/Templates/YazdUniversity/12_TableOfTables.docx
+++ b/YazdNegar/Templates/YazdUniversity/12_TableOfTables.docx
@@ -1,6 +1,6 @@
 
 <file path=word/document.xml><?xml version="1.0" encoding="utf-8"?>
-<w:document xmlns:wpc="http://schemas.microsoft.com/office/word/2010/wordprocessingCanvas" xmlns:cx="http://schemas.microsoft.com/office/drawing/2014/chartex" xmlns:cx1="http://schemas.microsoft.com/office/drawing/2015/9/8/chartex" xmlns:cx2="http://schemas.microsoft.com/office/drawing/2015/10/21/chartex" xmlns:cx3="http://schemas.microsoft.com/office/drawing/2016/5/9/chartex" xmlns:cx4="http://schemas.microsoft.com/office/drawing/2016/5/10/chartex" xmlns:cx5="http://schemas.microsoft.com/office/drawing/2016/5/11/chartex" xmlns:cx6="http://schemas.microsoft.com/office/drawing/2016/5/12/chartex" xmlns:cx7="http://schemas.microsoft.com/office/drawing/2016/5/13/chartex" xmlns:cx8="http://schemas.microsoft.com/office/drawing/2016/5/14/chartex" xmlns:mc="http://schemas.openxmlformats.org/markup-compatibility/2006" xmlns:aink="http://schemas.microsoft.com/office/drawing/2016/ink" xmlns:am3d="http://schemas.microsoft.com/office/drawing/2017/model3d" xmlns:o="urn:schemas-microsoft-com:office:office" xmlns:oel="http://schemas.microsoft.com/office/2019/extlst" xmlns:r="http://schemas.openxmlformats.org/officeDocument/2006/relationships" xmlns:m="http://schemas.openxmlformats.org/officeDocument/2006/math" xmlns:v="urn:schemas-microsoft-com:vml" xmlns:wp14="http://schemas.microsoft.com/office/word/2010/wordprocessingDrawing" xmlns:wp="http://schemas.openxmlformats.org/drawingml/2006/wordprocessingDrawing" xmlns:w10="urn:schemas-microsoft-com:office:word" xmlns:w="http://schemas.openxmlformats.org/wordprocessingml/2006/main" xmlns:w14="http://schemas.microsoft.com/office/word/2010/wordml" xmlns:w15="http://schemas.microsoft.com/office/word/2012/wordml" xmlns:w16cex="http://schemas.microsoft.com/office/word/2018/wordml/cex" xmlns:w16cid="http://schemas.microsoft.com/office/word/2016/wordml/cid" xmlns:w16="http://schemas.microsoft.com/office/word/2018/wordml" xmlns:w16du="http://schemas.microsoft.com/office/word/2023/wordml/word16du" xmlns:w16sdtdh="http://schemas.microsoft.com/office/word/2020/wordml/sdtdatahash" xmlns:w16se="http://schemas.microsoft.com/office/word/2015/wordml/symex" xmlns:wpg="http://schemas.microsoft.com/office/word/2010/wordprocessingGroup" xmlns:wpi="http://schemas.microsoft.com/office/word/2010/wordprocessingInk" xmlns:wne="http://schemas.microsoft.com/office/word/2006/wordml" xmlns:wps="http://schemas.microsoft.com/office/word/2010/wordprocessingShape" mc:Ignorable="w14 w15 w16se w16cid w16 w16cex w16sdtdh w16du wp14">
+<w:document xmlns:wpc="http://schemas.microsoft.com/office/word/2010/wordprocessingCanvas" xmlns:cx="http://schemas.microsoft.com/office/drawing/2014/chartex" xmlns:cx1="http://schemas.microsoft.com/office/drawing/2015/9/8/chartex" xmlns:cx2="http://schemas.microsoft.com/office/drawing/2015/10/21/chartex" xmlns:cx3="http://schemas.microsoft.com/office/drawing/2016/5/9/chartex" xmlns:cx4="http://schemas.microsoft.com/office/drawing/2016/5/10/chartex" xmlns:cx5="http://schemas.microsoft.com/office/drawing/2016/5/11/chartex" xmlns:cx6="http://schemas.microsoft.com/office/drawing/2016/5/12/chartex" xmlns:cx7="http://schemas.microsoft.com/office/drawing/2016/5/13/chartex" xmlns:cx8="http://schemas.microsoft.com/office/drawing/2016/5/14/chartex" xmlns:mc="http://schemas.openxmlformats.org/markup-compatibility/2006" xmlns:aink="http://schemas.microsoft.com/office/drawing/2016/ink" xmlns:am3d="http://schemas.microsoft.com/office/drawing/2017/model3d" xmlns:o="urn:schemas-microsoft-com:office:office" xmlns:oel="http://schemas.microsoft.com/office/2019/extlst" xmlns:r="http://schemas.openxmlformats.org/officeDocument/2006/relationships" xmlns:m="http://schemas.openxmlformats.org/officeDocument/2006/math" xmlns:v="urn:schemas-microsoft-com:vml" xmlns:wp14="http://schemas.microsoft.com/office/word/2010/wordprocessingDrawing" xmlns:wp="http://schemas.openxmlformats.org/drawingml/2006/wordprocessingDrawing" xmlns:w10="urn:schemas-microsoft-com:office:word" xmlns:w="http://schemas.openxmlformats.org/wordprocessingml/2006/main" xmlns:w14="http://schemas.microsoft.com/office/word/2010/wordml" xmlns:w15="http://schemas.microsoft.com/office/word/2012/wordml" xmlns:w16cex="http://schemas.microsoft.com/office/word/2018/wordml/cex" xmlns:w16cid="http://schemas.microsoft.com/office/word/2016/wordml/cid" xmlns:w16="http://schemas.microsoft.com/office/word/2018/wordml" xmlns:w16du="http://schemas.microsoft.com/office/word/2023/wordml/word16du" xmlns:w16sdtdh="http://schemas.microsoft.com/office/word/2020/wordml/sdtdatahash" xmlns:w16sdtfl="http://schemas.microsoft.com/office/word/2024/wordml/sdtformatlock" xmlns:w16se="http://schemas.microsoft.com/office/word/2015/wordml/symex" xmlns:wpg="http://schemas.microsoft.com/office/word/2010/wordprocessingGroup" xmlns:wpi="http://schemas.microsoft.com/office/word/2010/wordprocessingInk" xmlns:wne="http://schemas.microsoft.com/office/word/2006/wordml" xmlns:wps="http://schemas.microsoft.com/office/word/2010/wordprocessingShape" mc:Ignorable="w14 w15 w16se w16cid w16 w16cex w16sdtdh w16sdtfl w16du wp14">
   <w:body>
     <w:p>
       <w:pPr>
@@ -47,12 +47,14 @@
     <w:p>
       <w:pPr>
         <w:rPr>
-          <w:rtl/>
-          <w:lang w:bidi="fa-IR"/>
-        </w:rPr>
-      </w:pPr>
-      <w:r>
-        <w:rPr>
+          <w:szCs w:val="24"/>
+          <w:rtl/>
+          <w:lang w:bidi="fa-IR"/>
+        </w:rPr>
+      </w:pPr>
+      <w:r>
+        <w:rPr>
+          <w:szCs w:val="24"/>
           <w:rtl/>
           <w:lang w:bidi="fa-IR"/>
         </w:rPr>
@@ -60,6 +62,7 @@
       </w:r>
       <w:r>
         <w:rPr>
+          <w:szCs w:val="24"/>
           <w:rtl/>
           <w:lang w:bidi="fa-IR"/>
         </w:rPr>
@@ -67,12 +70,14 @@
       </w:r>
       <w:r>
         <w:rPr>
+          <w:szCs w:val="24"/>
           <w:lang w:bidi="fa-IR"/>
         </w:rPr>
         <w:instrText>TOC</w:instrText>
       </w:r>
       <w:r>
         <w:rPr>
+          <w:szCs w:val="24"/>
           <w:rtl/>
           <w:lang w:bidi="fa-IR"/>
         </w:rPr>
@@ -80,12 +85,14 @@
       </w:r>
       <w:r>
         <w:rPr>
+          <w:szCs w:val="24"/>
           <w:lang w:bidi="fa-IR"/>
         </w:rPr>
         <w:instrText>c</w:instrText>
       </w:r>
       <w:r>
         <w:rPr>
+          <w:szCs w:val="24"/>
           <w:rtl/>
           <w:lang w:bidi="fa-IR"/>
         </w:rPr>
@@ -93,6 +100,7 @@
       </w:r>
       <w:r>
         <w:rPr>
+          <w:szCs w:val="24"/>
           <w:rtl/>
           <w:lang w:bidi="fa-IR"/>
         </w:rPr>
@@ -100,6 +108,7 @@
       </w:r>
       <w:r>
         <w:rPr>
+          <w:szCs w:val="24"/>
           <w:rtl/>
           <w:lang w:bidi="fa-IR"/>
         </w:rPr>
@@ -108,6 +117,7 @@
       <w:r>
         <w:rPr>
           <w:rFonts w:hint="cs"/>
+          <w:szCs w:val="24"/>
           <w:rtl/>
           <w:lang w:bidi="fa-IR"/>
         </w:rPr>
@@ -116,6 +126,7 @@
       <w:r>
         <w:rPr>
           <w:rFonts w:hint="eastAsia"/>
+          <w:szCs w:val="24"/>
           <w:rtl/>
           <w:lang w:bidi="fa-IR"/>
         </w:rPr>
@@ -123,6 +134,7 @@
       </w:r>
       <w:r>
         <w:rPr>
+          <w:szCs w:val="24"/>
           <w:rtl/>
           <w:lang w:bidi="fa-IR"/>
         </w:rPr>
@@ -131,6 +143,7 @@
       <w:r>
         <w:rPr>
           <w:rFonts w:hint="cs"/>
+          <w:szCs w:val="24"/>
           <w:rtl/>
           <w:lang w:bidi="fa-IR"/>
         </w:rPr>
@@ -139,6 +152,7 @@
       <w:r>
         <w:rPr>
           <w:rFonts w:hint="eastAsia"/>
+          <w:szCs w:val="24"/>
           <w:rtl/>
           <w:lang w:bidi="fa-IR"/>
         </w:rPr>
@@ -147,6 +161,7 @@
       <w:r>
         <w:rPr>
           <w:rFonts w:hint="cs"/>
+          <w:szCs w:val="24"/>
           <w:rtl/>
           <w:lang w:bidi="fa-IR"/>
         </w:rPr>
@@ -154,6 +169,7 @@
       </w:r>
       <w:r>
         <w:rPr>
+          <w:szCs w:val="24"/>
           <w:rtl/>
           <w:lang w:bidi="fa-IR"/>
         </w:rPr>
@@ -162,6 +178,7 @@
       <w:r>
         <w:rPr>
           <w:rFonts w:hint="cs"/>
+          <w:szCs w:val="24"/>
           <w:rtl/>
           <w:lang w:bidi="fa-IR"/>
         </w:rPr>
@@ -169,6 +186,7 @@
       </w:r>
       <w:r>
         <w:rPr>
+          <w:szCs w:val="24"/>
           <w:rtl/>
           <w:lang w:bidi="fa-IR"/>
         </w:rPr>
@@ -177,6 +195,7 @@
       <w:r>
         <w:rPr>
           <w:rFonts w:hint="cs"/>
+          <w:szCs w:val="24"/>
           <w:rtl/>
           <w:lang w:bidi="fa-IR"/>
         </w:rPr>
@@ -185,6 +204,7 @@
       <w:r>
         <w:rPr>
           <w:rFonts w:hint="eastAsia"/>
+          <w:szCs w:val="24"/>
           <w:rtl/>
           <w:lang w:bidi="fa-IR"/>
         </w:rPr>
@@ -192,6 +212,7 @@
       </w:r>
       <w:r>
         <w:rPr>
+          <w:szCs w:val="24"/>
           <w:rtl/>
           <w:lang w:bidi="fa-IR"/>
         </w:rPr>
@@ -200,6 +221,7 @@
       <w:r>
         <w:rPr>
           <w:rFonts w:hint="cs"/>
+          <w:szCs w:val="24"/>
           <w:rtl/>
           <w:lang w:bidi="fa-IR"/>
         </w:rPr>
@@ -207,6 +229,7 @@
       </w:r>
       <w:r>
         <w:rPr>
+          <w:szCs w:val="24"/>
           <w:rtl/>
           <w:lang w:bidi="fa-IR"/>
         </w:rPr>
@@ -215,6 +238,7 @@
       <w:r>
         <w:rPr>
           <w:rFonts w:hint="cs"/>
+          <w:szCs w:val="24"/>
           <w:rtl/>
           <w:lang w:bidi="fa-IR"/>
         </w:rPr>
@@ -223,6 +247,7 @@
       <w:r>
         <w:rPr>
           <w:rFonts w:hint="eastAsia"/>
+          <w:szCs w:val="24"/>
           <w:rtl/>
           <w:lang w:bidi="fa-IR"/>
         </w:rPr>
@@ -232,12 +257,14 @@
         <w:rPr>
           <w:b/>
           <w:bCs/>
+          <w:szCs w:val="24"/>
           <w:lang w:bidi="fa-IR"/>
         </w:rPr>
         <w:t>.</w:t>
       </w:r>
       <w:r>
         <w:rPr>
+          <w:szCs w:val="24"/>
           <w:rtl/>
           <w:lang w:bidi="fa-IR"/>
         </w:rPr>
@@ -271,7 +298,7 @@
 </file>
 
 <file path=word/endnotes.xml><?xml version="1.0" encoding="utf-8"?>
-<w:endnotes xmlns:wpc="http://schemas.microsoft.com/office/word/2010/wordprocessingCanvas" xmlns:cx="http://schemas.microsoft.com/office/drawing/2014/chartex" xmlns:cx1="http://schemas.microsoft.com/office/drawing/2015/9/8/chartex" xmlns:cx2="http://schemas.microsoft.com/office/drawing/2015/10/21/chartex" xmlns:cx3="http://schemas.microsoft.com/office/drawing/2016/5/9/chartex" xmlns:cx4="http://schemas.microsoft.com/office/drawing/2016/5/10/chartex" xmlns:cx5="http://schemas.microsoft.com/office/drawing/2016/5/11/chartex" xmlns:cx6="http://schemas.microsoft.com/office/drawing/2016/5/12/chartex" xmlns:cx7="http://schemas.microsoft.com/office/drawing/2016/5/13/chartex" xmlns:cx8="http://schemas.microsoft.com/office/drawing/2016/5/14/chartex" xmlns:mc="http://schemas.openxmlformats.org/markup-compatibility/2006" xmlns:aink="http://schemas.microsoft.com/office/drawing/2016/ink" xmlns:am3d="http://schemas.microsoft.com/office/drawing/2017/model3d" xmlns:o="urn:schemas-microsoft-com:office:office" xmlns:oel="http://schemas.microsoft.com/office/2019/extlst" xmlns:r="http://schemas.openxmlformats.org/officeDocument/2006/relationships" xmlns:m="http://schemas.openxmlformats.org/officeDocument/2006/math" xmlns:v="urn:schemas-microsoft-com:vml" xmlns:wp14="http://schemas.microsoft.com/office/word/2010/wordprocessingDrawing" xmlns:wp="http://schemas.openxmlformats.org/drawingml/2006/wordprocessingDrawing" xmlns:w10="urn:schemas-microsoft-com:office:word" xmlns:w="http://schemas.openxmlformats.org/wordprocessingml/2006/main" xmlns:w14="http://schemas.microsoft.com/office/word/2010/wordml" xmlns:w15="http://schemas.microsoft.com/office/word/2012/wordml" xmlns:w16cex="http://schemas.microsoft.com/office/word/2018/wordml/cex" xmlns:w16cid="http://schemas.microsoft.com/office/word/2016/wordml/cid" xmlns:w16="http://schemas.microsoft.com/office/word/2018/wordml" xmlns:w16du="http://schemas.microsoft.com/office/word/2023/wordml/word16du" xmlns:w16sdtdh="http://schemas.microsoft.com/office/word/2020/wordml/sdtdatahash" xmlns:w16se="http://schemas.microsoft.com/office/word/2015/wordml/symex" xmlns:wpg="http://schemas.microsoft.com/office/word/2010/wordprocessingGroup" xmlns:wpi="http://schemas.microsoft.com/office/word/2010/wordprocessingInk" xmlns:wne="http://schemas.microsoft.com/office/word/2006/wordml" xmlns:wps="http://schemas.microsoft.com/office/word/2010/wordprocessingShape" mc:Ignorable="w14 w15 w16se w16cid w16 w16cex w16sdtdh w16du wp14">
+<w:endnotes xmlns:wpc="http://schemas.microsoft.com/office/word/2010/wordprocessingCanvas" xmlns:cx="http://schemas.microsoft.com/office/drawing/2014/chartex" xmlns:cx1="http://schemas.microsoft.com/office/drawing/2015/9/8/chartex" xmlns:cx2="http://schemas.microsoft.com/office/drawing/2015/10/21/chartex" xmlns:cx3="http://schemas.microsoft.com/office/drawing/2016/5/9/chartex" xmlns:cx4="http://schemas.microsoft.com/office/drawing/2016/5/10/chartex" xmlns:cx5="http://schemas.microsoft.com/office/drawing/2016/5/11/chartex" xmlns:cx6="http://schemas.microsoft.com/office/drawing/2016/5/12/chartex" xmlns:cx7="http://schemas.microsoft.com/office/drawing/2016/5/13/chartex" xmlns:cx8="http://schemas.microsoft.com/office/drawing/2016/5/14/chartex" xmlns:mc="http://schemas.openxmlformats.org/markup-compatibility/2006" xmlns:aink="http://schemas.microsoft.com/office/drawing/2016/ink" xmlns:am3d="http://schemas.microsoft.com/office/drawing/2017/model3d" xmlns:o="urn:schemas-microsoft-com:office:office" xmlns:oel="http://schemas.microsoft.com/office/2019/extlst" xmlns:r="http://schemas.openxmlformats.org/officeDocument/2006/relationships" xmlns:m="http://schemas.openxmlformats.org/officeDocument/2006/math" xmlns:v="urn:schemas-microsoft-com:vml" xmlns:wp14="http://schemas.microsoft.com/office/word/2010/wordprocessingDrawing" xmlns:wp="http://schemas.openxmlformats.org/drawingml/2006/wordprocessingDrawing" xmlns:w10="urn:schemas-microsoft-com:office:word" xmlns:w="http://schemas.openxmlformats.org/wordprocessingml/2006/main" xmlns:w14="http://schemas.microsoft.com/office/word/2010/wordml" xmlns:w15="http://schemas.microsoft.com/office/word/2012/wordml" xmlns:w16cex="http://schemas.microsoft.com/office/word/2018/wordml/cex" xmlns:w16cid="http://schemas.microsoft.com/office/word/2016/wordml/cid" xmlns:w16="http://schemas.microsoft.com/office/word/2018/wordml" xmlns:w16du="http://schemas.microsoft.com/office/word/2023/wordml/word16du" xmlns:w16sdtdh="http://schemas.microsoft.com/office/word/2020/wordml/sdtdatahash" xmlns:w16sdtfl="http://schemas.microsoft.com/office/word/2024/wordml/sdtformatlock" xmlns:w16se="http://schemas.microsoft.com/office/word/2015/wordml/symex" xmlns:wpg="http://schemas.microsoft.com/office/word/2010/wordprocessingGroup" xmlns:wpi="http://schemas.microsoft.com/office/word/2010/wordprocessingInk" xmlns:wne="http://schemas.microsoft.com/office/word/2006/wordml" xmlns:wps="http://schemas.microsoft.com/office/word/2010/wordprocessingShape" mc:Ignorable="w14 w15 w16se w16cid w16 w16cex w16sdtdh w16sdtfl w16du wp14">
   <w:endnote w:type="separator" w:id="-1">
     <w:p>
       <w:pPr>
@@ -296,7 +323,7 @@
 </file>
 
 <file path=word/footer1.xml><?xml version="1.0" encoding="utf-8"?>
-<w:ftr xmlns:wpc="http://schemas.microsoft.com/office/word/2010/wordprocessingCanvas" xmlns:cx="http://schemas.microsoft.com/office/drawing/2014/chartex" xmlns:cx1="http://schemas.microsoft.com/office/drawing/2015/9/8/chartex" xmlns:cx2="http://schemas.microsoft.com/office/drawing/2015/10/21/chartex" xmlns:cx3="http://schemas.microsoft.com/office/drawing/2016/5/9/chartex" xmlns:cx4="http://schemas.microsoft.com/office/drawing/2016/5/10/chartex" xmlns:cx5="http://schemas.microsoft.com/office/drawing/2016/5/11/chartex" xmlns:cx6="http://schemas.microsoft.com/office/drawing/2016/5/12/chartex" xmlns:cx7="http://schemas.microsoft.com/office/drawing/2016/5/13/chartex" xmlns:cx8="http://schemas.microsoft.com/office/drawing/2016/5/14/chartex" xmlns:mc="http://schemas.openxmlformats.org/markup-compatibility/2006" xmlns:aink="http://schemas.microsoft.com/office/drawing/2016/ink" xmlns:am3d="http://schemas.microsoft.com/office/drawing/2017/model3d" xmlns:o="urn:schemas-microsoft-com:office:office" xmlns:oel="http://schemas.microsoft.com/office/2019/extlst" xmlns:r="http://schemas.openxmlformats.org/officeDocument/2006/relationships" xmlns:m="http://schemas.openxmlformats.org/officeDocument/2006/math" xmlns:v="urn:schemas-microsoft-com:vml" xmlns:wp14="http://schemas.microsoft.com/office/word/2010/wordprocessingDrawing" xmlns:wp="http://schemas.openxmlformats.org/drawingml/2006/wordprocessingDrawing" xmlns:w10="urn:schemas-microsoft-com:office:word" xmlns:w="http://schemas.openxmlformats.org/wordprocessingml/2006/main" xmlns:w14="http://schemas.microsoft.com/office/word/2010/wordml" xmlns:w15="http://schemas.microsoft.com/office/word/2012/wordml" xmlns:w16cex="http://schemas.microsoft.com/office/word/2018/wordml/cex" xmlns:w16cid="http://schemas.microsoft.com/office/word/2016/wordml/cid" xmlns:w16="http://schemas.microsoft.com/office/word/2018/wordml" xmlns:w16du="http://schemas.microsoft.com/office/word/2023/wordml/word16du" xmlns:w16sdtdh="http://schemas.microsoft.com/office/word/2020/wordml/sdtdatahash" xmlns:w16se="http://schemas.microsoft.com/office/word/2015/wordml/symex" xmlns:wpg="http://schemas.microsoft.com/office/word/2010/wordprocessingGroup" xmlns:wpi="http://schemas.microsoft.com/office/word/2010/wordprocessingInk" xmlns:wne="http://schemas.microsoft.com/office/word/2006/wordml" xmlns:wps="http://schemas.microsoft.com/office/word/2010/wordprocessingShape" mc:Ignorable="w14 w15 w16se w16cid w16 w16cex w16sdtdh w16du wp14">
+<w:ftr xmlns:wpc="http://schemas.microsoft.com/office/word/2010/wordprocessingCanvas" xmlns:cx="http://schemas.microsoft.com/office/drawing/2014/chartex" xmlns:cx1="http://schemas.microsoft.com/office/drawing/2015/9/8/chartex" xmlns:cx2="http://schemas.microsoft.com/office/drawing/2015/10/21/chartex" xmlns:cx3="http://schemas.microsoft.com/office/drawing/2016/5/9/chartex" xmlns:cx4="http://schemas.microsoft.com/office/drawing/2016/5/10/chartex" xmlns:cx5="http://schemas.microsoft.com/office/drawing/2016/5/11/chartex" xmlns:cx6="http://schemas.microsoft.com/office/drawing/2016/5/12/chartex" xmlns:cx7="http://schemas.microsoft.com/office/drawing/2016/5/13/chartex" xmlns:cx8="http://schemas.microsoft.com/office/drawing/2016/5/14/chartex" xmlns:mc="http://schemas.openxmlformats.org/markup-compatibility/2006" xmlns:aink="http://schemas.microsoft.com/office/drawing/2016/ink" xmlns:am3d="http://schemas.microsoft.com/office/drawing/2017/model3d" xmlns:o="urn:schemas-microsoft-com:office:office" xmlns:oel="http://schemas.microsoft.com/office/2019/extlst" xmlns:r="http://schemas.openxmlformats.org/officeDocument/2006/relationships" xmlns:m="http://schemas.openxmlformats.org/officeDocument/2006/math" xmlns:v="urn:schemas-microsoft-com:vml" xmlns:wp14="http://schemas.microsoft.com/office/word/2010/wordprocessingDrawing" xmlns:wp="http://schemas.openxmlformats.org/drawingml/2006/wordprocessingDrawing" xmlns:w10="urn:schemas-microsoft-com:office:word" xmlns:w="http://schemas.openxmlformats.org/wordprocessingml/2006/main" xmlns:w14="http://schemas.microsoft.com/office/word/2010/wordml" xmlns:w15="http://schemas.microsoft.com/office/word/2012/wordml" xmlns:w16cex="http://schemas.microsoft.com/office/word/2018/wordml/cex" xmlns:w16cid="http://schemas.microsoft.com/office/word/2016/wordml/cid" xmlns:w16="http://schemas.microsoft.com/office/word/2018/wordml" xmlns:w16du="http://schemas.microsoft.com/office/word/2023/wordml/word16du" xmlns:w16sdtdh="http://schemas.microsoft.com/office/word/2020/wordml/sdtdatahash" xmlns:w16sdtfl="http://schemas.microsoft.com/office/word/2024/wordml/sdtformatlock" xmlns:w16se="http://schemas.microsoft.com/office/word/2015/wordml/symex" xmlns:wpg="http://schemas.microsoft.com/office/word/2010/wordprocessingGroup" xmlns:wpi="http://schemas.microsoft.com/office/word/2010/wordprocessingInk" xmlns:wne="http://schemas.microsoft.com/office/word/2006/wordml" xmlns:wps="http://schemas.microsoft.com/office/word/2010/wordprocessingShape" mc:Ignorable="w14 w15 w16se w16cid w16 w16cex w16sdtdh w16sdtfl w16du wp14">
   <w:p>
     <w:pPr>
       <w:pStyle w:val="Footer"/>
@@ -306,7 +333,7 @@
 </file>
 
 <file path=word/footer2.xml><?xml version="1.0" encoding="utf-8"?>
-<w:ftr xmlns:wpc="http://schemas.microsoft.com/office/word/2010/wordprocessingCanvas" xmlns:cx="http://schemas.microsoft.com/office/drawing/2014/chartex" xmlns:cx1="http://schemas.microsoft.com/office/drawing/2015/9/8/chartex" xmlns:cx2="http://schemas.microsoft.com/office/drawing/2015/10/21/chartex" xmlns:cx3="http://schemas.microsoft.com/office/drawing/2016/5/9/chartex" xmlns:cx4="http://schemas.microsoft.com/office/drawing/2016/5/10/chartex" xmlns:cx5="http://schemas.microsoft.com/office/drawing/2016/5/11/chartex" xmlns:cx6="http://schemas.microsoft.com/office/drawing/2016/5/12/chartex" xmlns:cx7="http://schemas.microsoft.com/office/drawing/2016/5/13/chartex" xmlns:cx8="http://schemas.microsoft.com/office/drawing/2016/5/14/chartex" xmlns:mc="http://schemas.openxmlformats.org/markup-compatibility/2006" xmlns:aink="http://schemas.microsoft.com/office/drawing/2016/ink" xmlns:am3d="http://schemas.microsoft.com/office/drawing/2017/model3d" xmlns:o="urn:schemas-microsoft-com:office:office" xmlns:oel="http://schemas.microsoft.com/office/2019/extlst" xmlns:r="http://schemas.openxmlformats.org/officeDocument/2006/relationships" xmlns:m="http://schemas.openxmlformats.org/officeDocument/2006/math" xmlns:v="urn:schemas-microsoft-com:vml" xmlns:wp14="http://schemas.microsoft.com/office/word/2010/wordprocessingDrawing" xmlns:wp="http://schemas.openxmlformats.org/drawingml/2006/wordprocessingDrawing" xmlns:w10="urn:schemas-microsoft-com:office:word" xmlns:w="http://schemas.openxmlformats.org/wordprocessingml/2006/main" xmlns:w14="http://schemas.microsoft.com/office/word/2010/wordml" xmlns:w15="http://schemas.microsoft.com/office/word/2012/wordml" xmlns:w16cex="http://schemas.microsoft.com/office/word/2018/wordml/cex" xmlns:w16cid="http://schemas.microsoft.com/office/word/2016/wordml/cid" xmlns:w16="http://schemas.microsoft.com/office/word/2018/wordml" xmlns:w16du="http://schemas.microsoft.com/office/word/2023/wordml/word16du" xmlns:w16sdtdh="http://schemas.microsoft.com/office/word/2020/wordml/sdtdatahash" xmlns:w16se="http://schemas.microsoft.com/office/word/2015/wordml/symex" xmlns:wpg="http://schemas.microsoft.com/office/word/2010/wordprocessingGroup" xmlns:wpi="http://schemas.microsoft.com/office/word/2010/wordprocessingInk" xmlns:wne="http://schemas.microsoft.com/office/word/2006/wordml" xmlns:wps="http://schemas.microsoft.com/office/word/2010/wordprocessingShape" mc:Ignorable="w14 w15 w16se w16cid w16 w16cex w16sdtdh w16du wp14">
+<w:ftr xmlns:wpc="http://schemas.microsoft.com/office/word/2010/wordprocessingCanvas" xmlns:cx="http://schemas.microsoft.com/office/drawing/2014/chartex" xmlns:cx1="http://schemas.microsoft.com/office/drawing/2015/9/8/chartex" xmlns:cx2="http://schemas.microsoft.com/office/drawing/2015/10/21/chartex" xmlns:cx3="http://schemas.microsoft.com/office/drawing/2016/5/9/chartex" xmlns:cx4="http://schemas.microsoft.com/office/drawing/2016/5/10/chartex" xmlns:cx5="http://schemas.microsoft.com/office/drawing/2016/5/11/chartex" xmlns:cx6="http://schemas.microsoft.com/office/drawing/2016/5/12/chartex" xmlns:cx7="http://schemas.microsoft.com/office/drawing/2016/5/13/chartex" xmlns:cx8="http://schemas.microsoft.com/office/drawing/2016/5/14/chartex" xmlns:mc="http://schemas.openxmlformats.org/markup-compatibility/2006" xmlns:aink="http://schemas.microsoft.com/office/drawing/2016/ink" xmlns:am3d="http://schemas.microsoft.com/office/drawing/2017/model3d" xmlns:o="urn:schemas-microsoft-com:office:office" xmlns:oel="http://schemas.microsoft.com/office/2019/extlst" xmlns:r="http://schemas.openxmlformats.org/officeDocument/2006/relationships" xmlns:m="http://schemas.openxmlformats.org/officeDocument/2006/math" xmlns:v="urn:schemas-microsoft-com:vml" xmlns:wp14="http://schemas.microsoft.com/office/word/2010/wordprocessingDrawing" xmlns:wp="http://schemas.openxmlformats.org/drawingml/2006/wordprocessingDrawing" xmlns:w10="urn:schemas-microsoft-com:office:word" xmlns:w="http://schemas.openxmlformats.org/wordprocessingml/2006/main" xmlns:w14="http://schemas.microsoft.com/office/word/2010/wordml" xmlns:w15="http://schemas.microsoft.com/office/word/2012/wordml" xmlns:w16cex="http://schemas.microsoft.com/office/word/2018/wordml/cex" xmlns:w16cid="http://schemas.microsoft.com/office/word/2016/wordml/cid" xmlns:w16="http://schemas.microsoft.com/office/word/2018/wordml" xmlns:w16du="http://schemas.microsoft.com/office/word/2023/wordml/word16du" xmlns:w16sdtdh="http://schemas.microsoft.com/office/word/2020/wordml/sdtdatahash" xmlns:w16sdtfl="http://schemas.microsoft.com/office/word/2024/wordml/sdtformatlock" xmlns:w16se="http://schemas.microsoft.com/office/word/2015/wordml/symex" xmlns:wpg="http://schemas.microsoft.com/office/word/2010/wordprocessingGroup" xmlns:wpi="http://schemas.microsoft.com/office/word/2010/wordprocessingInk" xmlns:wne="http://schemas.microsoft.com/office/word/2006/wordml" xmlns:wps="http://schemas.microsoft.com/office/word/2010/wordprocessingShape" mc:Ignorable="w14 w15 w16se w16cid w16 w16cex w16sdtdh w16sdtfl w16du wp14">
   <w:sdt>
     <w:sdtPr>
       <w:rPr>
@@ -357,7 +384,7 @@
 </file>
 
 <file path=word/footer3.xml><?xml version="1.0" encoding="utf-8"?>
-<w:ftr xmlns:wpc="http://schemas.microsoft.com/office/word/2010/wordprocessingCanvas" xmlns:cx="http://schemas.microsoft.com/office/drawing/2014/chartex" xmlns:cx1="http://schemas.microsoft.com/office/drawing/2015/9/8/chartex" xmlns:cx2="http://schemas.microsoft.com/office/drawing/2015/10/21/chartex" xmlns:cx3="http://schemas.microsoft.com/office/drawing/2016/5/9/chartex" xmlns:cx4="http://schemas.microsoft.com/office/drawing/2016/5/10/chartex" xmlns:cx5="http://schemas.microsoft.com/office/drawing/2016/5/11/chartex" xmlns:cx6="http://schemas.microsoft.com/office/drawing/2016/5/12/chartex" xmlns:cx7="http://schemas.microsoft.com/office/drawing/2016/5/13/chartex" xmlns:cx8="http://schemas.microsoft.com/office/drawing/2016/5/14/chartex" xmlns:mc="http://schemas.openxmlformats.org/markup-compatibility/2006" xmlns:aink="http://schemas.microsoft.com/office/drawing/2016/ink" xmlns:am3d="http://schemas.microsoft.com/office/drawing/2017/model3d" xmlns:o="urn:schemas-microsoft-com:office:office" xmlns:oel="http://schemas.microsoft.com/office/2019/extlst" xmlns:r="http://schemas.openxmlformats.org/officeDocument/2006/relationships" xmlns:m="http://schemas.openxmlformats.org/officeDocument/2006/math" xmlns:v="urn:schemas-microsoft-com:vml" xmlns:wp14="http://schemas.microsoft.com/office/word/2010/wordprocessingDrawing" xmlns:wp="http://schemas.openxmlformats.org/drawingml/2006/wordprocessingDrawing" xmlns:w10="urn:schemas-microsoft-com:office:word" xmlns:w="http://schemas.openxmlformats.org/wordprocessingml/2006/main" xmlns:w14="http://schemas.microsoft.com/office/word/2010/wordml" xmlns:w15="http://schemas.microsoft.com/office/word/2012/wordml" xmlns:w16cex="http://schemas.microsoft.com/office/word/2018/wordml/cex" xmlns:w16cid="http://schemas.microsoft.com/office/word/2016/wordml/cid" xmlns:w16="http://schemas.microsoft.com/office/word/2018/wordml" xmlns:w16du="http://schemas.microsoft.com/office/word/2023/wordml/word16du" xmlns:w16sdtdh="http://schemas.microsoft.com/office/word/2020/wordml/sdtdatahash" xmlns:w16se="http://schemas.microsoft.com/office/word/2015/wordml/symex" xmlns:wpg="http://schemas.microsoft.com/office/word/2010/wordprocessingGroup" xmlns:wpi="http://schemas.microsoft.com/office/word/2010/wordprocessingInk" xmlns:wne="http://schemas.microsoft.com/office/word/2006/wordml" xmlns:wps="http://schemas.microsoft.com/office/word/2010/wordprocessingShape" mc:Ignorable="w14 w15 w16se w16cid w16 w16cex w16sdtdh w16du wp14">
+<w:ftr xmlns:wpc="http://schemas.microsoft.com/office/word/2010/wordprocessingCanvas" xmlns:cx="http://schemas.microsoft.com/office/drawing/2014/chartex" xmlns:cx1="http://schemas.microsoft.com/office/drawing/2015/9/8/chartex" xmlns:cx2="http://schemas.microsoft.com/office/drawing/2015/10/21/chartex" xmlns:cx3="http://schemas.microsoft.com/office/drawing/2016/5/9/chartex" xmlns:cx4="http://schemas.microsoft.com/office/drawing/2016/5/10/chartex" xmlns:cx5="http://schemas.microsoft.com/office/drawing/2016/5/11/chartex" xmlns:cx6="http://schemas.microsoft.com/office/drawing/2016/5/12/chartex" xmlns:cx7="http://schemas.microsoft.com/office/drawing/2016/5/13/chartex" xmlns:cx8="http://schemas.microsoft.com/office/drawing/2016/5/14/chartex" xmlns:mc="http://schemas.openxmlformats.org/markup-compatibility/2006" xmlns:aink="http://schemas.microsoft.com/office/drawing/2016/ink" xmlns:am3d="http://schemas.microsoft.com/office/drawing/2017/model3d" xmlns:o="urn:schemas-microsoft-com:office:office" xmlns:oel="http://schemas.microsoft.com/office/2019/extlst" xmlns:r="http://schemas.openxmlformats.org/officeDocument/2006/relationships" xmlns:m="http://schemas.openxmlformats.org/officeDocument/2006/math" xmlns:v="urn:schemas-microsoft-com:vml" xmlns:wp14="http://schemas.microsoft.com/office/word/2010/wordprocessingDrawing" xmlns:wp="http://schemas.openxmlformats.org/drawingml/2006/wordprocessingDrawing" xmlns:w10="urn:schemas-microsoft-com:office:word" xmlns:w="http://schemas.openxmlformats.org/wordprocessingml/2006/main" xmlns:w14="http://schemas.microsoft.com/office/word/2010/wordml" xmlns:w15="http://schemas.microsoft.com/office/word/2012/wordml" xmlns:w16cex="http://schemas.microsoft.com/office/word/2018/wordml/cex" xmlns:w16cid="http://schemas.microsoft.com/office/word/2016/wordml/cid" xmlns:w16="http://schemas.microsoft.com/office/word/2018/wordml" xmlns:w16du="http://schemas.microsoft.com/office/word/2023/wordml/word16du" xmlns:w16sdtdh="http://schemas.microsoft.com/office/word/2020/wordml/sdtdatahash" xmlns:w16sdtfl="http://schemas.microsoft.com/office/word/2024/wordml/sdtformatlock" xmlns:w16se="http://schemas.microsoft.com/office/word/2015/wordml/symex" xmlns:wpg="http://schemas.microsoft.com/office/word/2010/wordprocessingGroup" xmlns:wpi="http://schemas.microsoft.com/office/word/2010/wordprocessingInk" xmlns:wne="http://schemas.microsoft.com/office/word/2006/wordml" xmlns:wps="http://schemas.microsoft.com/office/word/2010/wordprocessingShape" mc:Ignorable="w14 w15 w16se w16cid w16 w16cex w16sdtdh w16sdtfl w16du wp14">
   <w:p>
     <w:pPr>
       <w:pStyle w:val="Footer"/>
@@ -367,7 +394,7 @@
 </file>
 
 <file path=word/footnotes.xml><?xml version="1.0" encoding="utf-8"?>
-<w:footnotes xmlns:wpc="http://schemas.microsoft.com/office/word/2010/wordprocessingCanvas" xmlns:cx="http://schemas.microsoft.com/office/drawing/2014/chartex" xmlns:cx1="http://schemas.microsoft.com/office/drawing/2015/9/8/chartex" xmlns:cx2="http://schemas.microsoft.com/office/drawing/2015/10/21/chartex" xmlns:cx3="http://schemas.microsoft.com/office/drawing/2016/5/9/chartex" xmlns:cx4="http://schemas.microsoft.com/office/drawing/2016/5/10/chartex" xmlns:cx5="http://schemas.microsoft.com/office/drawing/2016/5/11/chartex" xmlns:cx6="http://schemas.microsoft.com/office/drawing/2016/5/12/chartex" xmlns:cx7="http://schemas.microsoft.com/office/drawing/2016/5/13/chartex" xmlns:cx8="http://schemas.microsoft.com/office/drawing/2016/5/14/chartex" xmlns:mc="http://schemas.openxmlformats.org/markup-compatibility/2006" xmlns:aink="http://schemas.microsoft.com/office/drawing/2016/ink" xmlns:am3d="http://schemas.microsoft.com/office/drawing/2017/model3d" xmlns:o="urn:schemas-microsoft-com:office:office" xmlns:oel="http://schemas.microsoft.com/office/2019/extlst" xmlns:r="http://schemas.openxmlformats.org/officeDocument/2006/relationships" xmlns:m="http://schemas.openxmlformats.org/officeDocument/2006/math" xmlns:v="urn:schemas-microsoft-com:vml" xmlns:wp14="http://schemas.microsoft.com/office/word/2010/wordprocessingDrawing" xmlns:wp="http://schemas.openxmlformats.org/drawingml/2006/wordprocessingDrawing" xmlns:w10="urn:schemas-microsoft-com:office:word" xmlns:w="http://schemas.openxmlformats.org/wordprocessingml/2006/main" xmlns:w14="http://schemas.microsoft.com/office/word/2010/wordml" xmlns:w15="http://schemas.microsoft.com/office/word/2012/wordml" xmlns:w16cex="http://schemas.microsoft.com/office/word/2018/wordml/cex" xmlns:w16cid="http://schemas.microsoft.com/office/word/2016/wordml/cid" xmlns:w16="http://schemas.microsoft.com/office/word/2018/wordml" xmlns:w16du="http://schemas.microsoft.com/office/word/2023/wordml/word16du" xmlns:w16sdtdh="http://schemas.microsoft.com/office/word/2020/wordml/sdtdatahash" xmlns:w16se="http://schemas.microsoft.com/office/word/2015/wordml/symex" xmlns:wpg="http://schemas.microsoft.com/office/word/2010/wordprocessingGroup" xmlns:wpi="http://schemas.microsoft.com/office/word/2010/wordprocessingInk" xmlns:wne="http://schemas.microsoft.com/office/word/2006/wordml" xmlns:wps="http://schemas.microsoft.com/office/word/2010/wordprocessingShape" mc:Ignorable="w14 w15 w16se w16cid w16 w16cex w16sdtdh w16du wp14">
+<w:footnotes xmlns:wpc="http://schemas.microsoft.com/office/word/2010/wordprocessingCanvas" xmlns:cx="http://schemas.microsoft.com/office/drawing/2014/chartex" xmlns:cx1="http://schemas.microsoft.com/office/drawing/2015/9/8/chartex" xmlns:cx2="http://schemas.microsoft.com/office/drawing/2015/10/21/chartex" xmlns:cx3="http://schemas.microsoft.com/office/drawing/2016/5/9/chartex" xmlns:cx4="http://schemas.microsoft.com/office/drawing/2016/5/10/chartex" xmlns:cx5="http://schemas.microsoft.com/office/drawing/2016/5/11/chartex" xmlns:cx6="http://schemas.microsoft.com/office/drawing/2016/5/12/chartex" xmlns:cx7="http://schemas.microsoft.com/office/drawing/2016/5/13/chartex" xmlns:cx8="http://schemas.microsoft.com/office/drawing/2016/5/14/chartex" xmlns:mc="http://schemas.openxmlformats.org/markup-compatibility/2006" xmlns:aink="http://schemas.microsoft.com/office/drawing/2016/ink" xmlns:am3d="http://schemas.microsoft.com/office/drawing/2017/model3d" xmlns:o="urn:schemas-microsoft-com:office:office" xmlns:oel="http://schemas.microsoft.com/office/2019/extlst" xmlns:r="http://schemas.openxmlformats.org/officeDocument/2006/relationships" xmlns:m="http://schemas.openxmlformats.org/officeDocument/2006/math" xmlns:v="urn:schemas-microsoft-com:vml" xmlns:wp14="http://schemas.microsoft.com/office/word/2010/wordprocessingDrawing" xmlns:wp="http://schemas.openxmlformats.org/drawingml/2006/wordprocessingDrawing" xmlns:w10="urn:schemas-microsoft-com:office:word" xmlns:w="http://schemas.openxmlformats.org/wordprocessingml/2006/main" xmlns:w14="http://schemas.microsoft.com/office/word/2010/wordml" xmlns:w15="http://schemas.microsoft.com/office/word/2012/wordml" xmlns:w16cex="http://schemas.microsoft.com/office/word/2018/wordml/cex" xmlns:w16cid="http://schemas.microsoft.com/office/word/2016/wordml/cid" xmlns:w16="http://schemas.microsoft.com/office/word/2018/wordml" xmlns:w16du="http://schemas.microsoft.com/office/word/2023/wordml/word16du" xmlns:w16sdtdh="http://schemas.microsoft.com/office/word/2020/wordml/sdtdatahash" xmlns:w16sdtfl="http://schemas.microsoft.com/office/word/2024/wordml/sdtformatlock" xmlns:w16se="http://schemas.microsoft.com/office/word/2015/wordml/symex" xmlns:wpg="http://schemas.microsoft.com/office/word/2010/wordprocessingGroup" xmlns:wpi="http://schemas.microsoft.com/office/word/2010/wordprocessingInk" xmlns:wne="http://schemas.microsoft.com/office/word/2006/wordml" xmlns:wps="http://schemas.microsoft.com/office/word/2010/wordprocessingShape" mc:Ignorable="w14 w15 w16se w16cid w16 w16cex w16sdtdh w16sdtfl w16du wp14">
   <w:footnote w:type="separator" w:id="-1">
     <w:p>
       <w:pPr>
@@ -392,7 +419,7 @@
 </file>
 
 <file path=word/header1.xml><?xml version="1.0" encoding="utf-8"?>
-<w:hdr xmlns:wpc="http://schemas.microsoft.com/office/word/2010/wordprocessingCanvas" xmlns:cx="http://schemas.microsoft.com/office/drawing/2014/chartex" xmlns:cx1="http://schemas.microsoft.com/office/drawing/2015/9/8/chartex" xmlns:cx2="http://schemas.microsoft.com/office/drawing/2015/10/21/chartex" xmlns:cx3="http://schemas.microsoft.com/office/drawing/2016/5/9/chartex" xmlns:cx4="http://schemas.microsoft.com/office/drawing/2016/5/10/chartex" xmlns:cx5="http://schemas.microsoft.com/office/drawing/2016/5/11/chartex" xmlns:cx6="http://schemas.microsoft.com/office/drawing/2016/5/12/chartex" xmlns:cx7="http://schemas.microsoft.com/office/drawing/2016/5/13/chartex" xmlns:cx8="http://schemas.microsoft.com/office/drawing/2016/5/14/chartex" xmlns:mc="http://schemas.openxmlformats.org/markup-compatibility/2006" xmlns:aink="http://schemas.microsoft.com/office/drawing/2016/ink" xmlns:am3d="http://schemas.microsoft.com/office/drawing/2017/model3d" xmlns:o="urn:schemas-microsoft-com:office:office" xmlns:oel="http://schemas.microsoft.com/office/2019/extlst" xmlns:r="http://schemas.openxmlformats.org/officeDocument/2006/relationships" xmlns:m="http://schemas.openxmlformats.org/officeDocument/2006/math" xmlns:v="urn:schemas-microsoft-com:vml" xmlns:wp14="http://schemas.microsoft.com/office/word/2010/wordprocessingDrawing" xmlns:wp="http://schemas.openxmlformats.org/drawingml/2006/wordprocessingDrawing" xmlns:w10="urn:schemas-microsoft-com:office:word" xmlns:w="http://schemas.openxmlformats.org/wordprocessingml/2006/main" xmlns:w14="http://schemas.microsoft.com/office/word/2010/wordml" xmlns:w15="http://schemas.microsoft.com/office/word/2012/wordml" xmlns:w16cex="http://schemas.microsoft.com/office/word/2018/wordml/cex" xmlns:w16cid="http://schemas.microsoft.com/office/word/2016/wordml/cid" xmlns:w16="http://schemas.microsoft.com/office/word/2018/wordml" xmlns:w16du="http://schemas.microsoft.com/office/word/2023/wordml/word16du" xmlns:w16sdtdh="http://schemas.microsoft.com/office/word/2020/wordml/sdtdatahash" xmlns:w16se="http://schemas.microsoft.com/office/word/2015/wordml/symex" xmlns:wpg="http://schemas.microsoft.com/office/word/2010/wordprocessingGroup" xmlns:wpi="http://schemas.microsoft.com/office/word/2010/wordprocessingInk" xmlns:wne="http://schemas.microsoft.com/office/word/2006/wordml" xmlns:wps="http://schemas.microsoft.com/office/word/2010/wordprocessingShape" mc:Ignorable="w14 w15 w16se w16cid w16 w16cex w16sdtdh w16du wp14">
+<w:hdr xmlns:wpc="http://schemas.microsoft.com/office/word/2010/wordprocessingCanvas" xmlns:cx="http://schemas.microsoft.com/office/drawing/2014/chartex" xmlns:cx1="http://schemas.microsoft.com/office/drawing/2015/9/8/chartex" xmlns:cx2="http://schemas.microsoft.com/office/drawing/2015/10/21/chartex" xmlns:cx3="http://schemas.microsoft.com/office/drawing/2016/5/9/chartex" xmlns:cx4="http://schemas.microsoft.com/office/drawing/2016/5/10/chartex" xmlns:cx5="http://schemas.microsoft.com/office/drawing/2016/5/11/chartex" xmlns:cx6="http://schemas.microsoft.com/office/drawing/2016/5/12/chartex" xmlns:cx7="http://schemas.microsoft.com/office/drawing/2016/5/13/chartex" xmlns:cx8="http://schemas.microsoft.com/office/drawing/2016/5/14/chartex" xmlns:mc="http://schemas.openxmlformats.org/markup-compatibility/2006" xmlns:aink="http://schemas.microsoft.com/office/drawing/2016/ink" xmlns:am3d="http://schemas.microsoft.com/office/drawing/2017/model3d" xmlns:o="urn:schemas-microsoft-com:office:office" xmlns:oel="http://schemas.microsoft.com/office/2019/extlst" xmlns:r="http://schemas.openxmlformats.org/officeDocument/2006/relationships" xmlns:m="http://schemas.openxmlformats.org/officeDocument/2006/math" xmlns:v="urn:schemas-microsoft-com:vml" xmlns:wp14="http://schemas.microsoft.com/office/word/2010/wordprocessingDrawing" xmlns:wp="http://schemas.openxmlformats.org/drawingml/2006/wordprocessingDrawing" xmlns:w10="urn:schemas-microsoft-com:office:word" xmlns:w="http://schemas.openxmlformats.org/wordprocessingml/2006/main" xmlns:w14="http://schemas.microsoft.com/office/word/2010/wordml" xmlns:w15="http://schemas.microsoft.com/office/word/2012/wordml" xmlns:w16cex="http://schemas.microsoft.com/office/word/2018/wordml/cex" xmlns:w16cid="http://schemas.microsoft.com/office/word/2016/wordml/cid" xmlns:w16="http://schemas.microsoft.com/office/word/2018/wordml" xmlns:w16du="http://schemas.microsoft.com/office/word/2023/wordml/word16du" xmlns:w16sdtdh="http://schemas.microsoft.com/office/word/2020/wordml/sdtdatahash" xmlns:w16sdtfl="http://schemas.microsoft.com/office/word/2024/wordml/sdtformatlock" xmlns:w16se="http://schemas.microsoft.com/office/word/2015/wordml/symex" xmlns:wpg="http://schemas.microsoft.com/office/word/2010/wordprocessingGroup" xmlns:wpi="http://schemas.microsoft.com/office/word/2010/wordprocessingInk" xmlns:wne="http://schemas.microsoft.com/office/word/2006/wordml" xmlns:wps="http://schemas.microsoft.com/office/word/2010/wordprocessingShape" mc:Ignorable="w14 w15 w16se w16cid w16 w16cex w16sdtdh w16sdtfl w16du wp14">
   <w:p>
     <w:pPr>
       <w:pStyle w:val="Header"/>
@@ -402,7 +429,7 @@
 </file>
 
 <file path=word/header2.xml><?xml version="1.0" encoding="utf-8"?>
-<w:hdr xmlns:wpc="http://schemas.microsoft.com/office/word/2010/wordprocessingCanvas" xmlns:cx="http://schemas.microsoft.com/office/drawing/2014/chartex" xmlns:cx1="http://schemas.microsoft.com/office/drawing/2015/9/8/chartex" xmlns:cx2="http://schemas.microsoft.com/office/drawing/2015/10/21/chartex" xmlns:cx3="http://schemas.microsoft.com/office/drawing/2016/5/9/chartex" xmlns:cx4="http://schemas.microsoft.com/office/drawing/2016/5/10/chartex" xmlns:cx5="http://schemas.microsoft.com/office/drawing/2016/5/11/chartex" xmlns:cx6="http://schemas.microsoft.com/office/drawing/2016/5/12/chartex" xmlns:cx7="http://schemas.microsoft.com/office/drawing/2016/5/13/chartex" xmlns:cx8="http://schemas.microsoft.com/office/drawing/2016/5/14/chartex" xmlns:mc="http://schemas.openxmlformats.org/markup-compatibility/2006" xmlns:aink="http://schemas.microsoft.com/office/drawing/2016/ink" xmlns:am3d="http://schemas.microsoft.com/office/drawing/2017/model3d" xmlns:o="urn:schemas-microsoft-com:office:office" xmlns:oel="http://schemas.microsoft.com/office/2019/extlst" xmlns:r="http://schemas.openxmlformats.org/officeDocument/2006/relationships" xmlns:m="http://schemas.openxmlformats.org/officeDocument/2006/math" xmlns:v="urn:schemas-microsoft-com:vml" xmlns:wp14="http://schemas.microsoft.com/office/word/2010/wordprocessingDrawing" xmlns:wp="http://schemas.openxmlformats.org/drawingml/2006/wordprocessingDrawing" xmlns:w10="urn:schemas-microsoft-com:office:word" xmlns:w="http://schemas.openxmlformats.org/wordprocessingml/2006/main" xmlns:w14="http://schemas.microsoft.com/office/word/2010/wordml" xmlns:w15="http://schemas.microsoft.com/office/word/2012/wordml" xmlns:w16cex="http://schemas.microsoft.com/office/word/2018/wordml/cex" xmlns:w16cid="http://schemas.microsoft.com/office/word/2016/wordml/cid" xmlns:w16="http://schemas.microsoft.com/office/word/2018/wordml" xmlns:w16du="http://schemas.microsoft.com/office/word/2023/wordml/word16du" xmlns:w16sdtdh="http://schemas.microsoft.com/office/word/2020/wordml/sdtdatahash" xmlns:w16se="http://schemas.microsoft.com/office/word/2015/wordml/symex" xmlns:wpg="http://schemas.microsoft.com/office/word/2010/wordprocessingGroup" xmlns:wpi="http://schemas.microsoft.com/office/word/2010/wordprocessingInk" xmlns:wne="http://schemas.microsoft.com/office/word/2006/wordml" xmlns:wps="http://schemas.microsoft.com/office/word/2010/wordprocessingShape" mc:Ignorable="w14 w15 w16se w16cid w16 w16cex w16sdtdh w16du wp14">
+<w:hdr xmlns:wpc="http://schemas.microsoft.com/office/word/2010/wordprocessingCanvas" xmlns:cx="http://schemas.microsoft.com/office/drawing/2014/chartex" xmlns:cx1="http://schemas.microsoft.com/office/drawing/2015/9/8/chartex" xmlns:cx2="http://schemas.microsoft.com/office/drawing/2015/10/21/chartex" xmlns:cx3="http://schemas.microsoft.com/office/drawing/2016/5/9/chartex" xmlns:cx4="http://schemas.microsoft.com/office/drawing/2016/5/10/chartex" xmlns:cx5="http://schemas.microsoft.com/office/drawing/2016/5/11/chartex" xmlns:cx6="http://schemas.microsoft.com/office/drawing/2016/5/12/chartex" xmlns:cx7="http://schemas.microsoft.com/office/drawing/2016/5/13/chartex" xmlns:cx8="http://schemas.microsoft.com/office/drawing/2016/5/14/chartex" xmlns:mc="http://schemas.openxmlformats.org/markup-compatibility/2006" xmlns:aink="http://schemas.microsoft.com/office/drawing/2016/ink" xmlns:am3d="http://schemas.microsoft.com/office/drawing/2017/model3d" xmlns:o="urn:schemas-microsoft-com:office:office" xmlns:oel="http://schemas.microsoft.com/office/2019/extlst" xmlns:r="http://schemas.openxmlformats.org/officeDocument/2006/relationships" xmlns:m="http://schemas.openxmlformats.org/officeDocument/2006/math" xmlns:v="urn:schemas-microsoft-com:vml" xmlns:wp14="http://schemas.microsoft.com/office/word/2010/wordprocessingDrawing" xmlns:wp="http://schemas.openxmlformats.org/drawingml/2006/wordprocessingDrawing" xmlns:w10="urn:schemas-microsoft-com:office:word" xmlns:w="http://schemas.openxmlformats.org/wordprocessingml/2006/main" xmlns:w14="http://schemas.microsoft.com/office/word/2010/wordml" xmlns:w15="http://schemas.microsoft.com/office/word/2012/wordml" xmlns:w16cex="http://schemas.microsoft.com/office/word/2018/wordml/cex" xmlns:w16cid="http://schemas.microsoft.com/office/word/2016/wordml/cid" xmlns:w16="http://schemas.microsoft.com/office/word/2018/wordml" xmlns:w16du="http://schemas.microsoft.com/office/word/2023/wordml/word16du" xmlns:w16sdtdh="http://schemas.microsoft.com/office/word/2020/wordml/sdtdatahash" xmlns:w16sdtfl="http://schemas.microsoft.com/office/word/2024/wordml/sdtformatlock" xmlns:w16se="http://schemas.microsoft.com/office/word/2015/wordml/symex" xmlns:wpg="http://schemas.microsoft.com/office/word/2010/wordprocessingGroup" xmlns:wpi="http://schemas.microsoft.com/office/word/2010/wordprocessingInk" xmlns:wne="http://schemas.microsoft.com/office/word/2006/wordml" xmlns:wps="http://schemas.microsoft.com/office/word/2010/wordprocessingShape" mc:Ignorable="w14 w15 w16se w16cid w16 w16cex w16sdtdh w16sdtfl w16du wp14">
   <w:p>
     <w:pPr>
       <w:pStyle w:val="Header"/>
@@ -419,7 +446,7 @@
 </file>
 
 <file path=word/header3.xml><?xml version="1.0" encoding="utf-8"?>
-<w:hdr xmlns:wpc="http://schemas.microsoft.com/office/word/2010/wordprocessingCanvas" xmlns:cx="http://schemas.microsoft.com/office/drawing/2014/chartex" xmlns:cx1="http://schemas.microsoft.com/office/drawing/2015/9/8/chartex" xmlns:cx2="http://schemas.microsoft.com/office/drawing/2015/10/21/chartex" xmlns:cx3="http://schemas.microsoft.com/office/drawing/2016/5/9/chartex" xmlns:cx4="http://schemas.microsoft.com/office/drawing/2016/5/10/chartex" xmlns:cx5="http://schemas.microsoft.com/office/drawing/2016/5/11/chartex" xmlns:cx6="http://schemas.microsoft.com/office/drawing/2016/5/12/chartex" xmlns:cx7="http://schemas.microsoft.com/office/drawing/2016/5/13/chartex" xmlns:cx8="http://schemas.microsoft.com/office/drawing/2016/5/14/chartex" xmlns:mc="http://schemas.openxmlformats.org/markup-compatibility/2006" xmlns:aink="http://schemas.microsoft.com/office/drawing/2016/ink" xmlns:am3d="http://schemas.microsoft.com/office/drawing/2017/model3d" xmlns:o="urn:schemas-microsoft-com:office:office" xmlns:oel="http://schemas.microsoft.com/office/2019/extlst" xmlns:r="http://schemas.openxmlformats.org/officeDocument/2006/relationships" xmlns:m="http://schemas.openxmlformats.org/officeDocument/2006/math" xmlns:v="urn:schemas-microsoft-com:vml" xmlns:wp14="http://schemas.microsoft.com/office/word/2010/wordprocessingDrawing" xmlns:wp="http://schemas.openxmlformats.org/drawingml/2006/wordprocessingDrawing" xmlns:w10="urn:schemas-microsoft-com:office:word" xmlns:w="http://schemas.openxmlformats.org/wordprocessingml/2006/main" xmlns:w14="http://schemas.microsoft.com/office/word/2010/wordml" xmlns:w15="http://schemas.microsoft.com/office/word/2012/wordml" xmlns:w16cex="http://schemas.microsoft.com/office/word/2018/wordml/cex" xmlns:w16cid="http://schemas.microsoft.com/office/word/2016/wordml/cid" xmlns:w16="http://schemas.microsoft.com/office/word/2018/wordml" xmlns:w16du="http://schemas.microsoft.com/office/word/2023/wordml/word16du" xmlns:w16sdtdh="http://schemas.microsoft.com/office/word/2020/wordml/sdtdatahash" xmlns:w16se="http://schemas.microsoft.com/office/word/2015/wordml/symex" xmlns:wpg="http://schemas.microsoft.com/office/word/2010/wordprocessingGroup" xmlns:wpi="http://schemas.microsoft.com/office/word/2010/wordprocessingInk" xmlns:wne="http://schemas.microsoft.com/office/word/2006/wordml" xmlns:wps="http://schemas.microsoft.com/office/word/2010/wordprocessingShape" mc:Ignorable="w14 w15 w16se w16cid w16 w16cex w16sdtdh w16du wp14">
+<w:hdr xmlns:wpc="http://schemas.microsoft.com/office/word/2010/wordprocessingCanvas" xmlns:cx="http://schemas.microsoft.com/office/drawing/2014/chartex" xmlns:cx1="http://schemas.microsoft.com/office/drawing/2015/9/8/chartex" xmlns:cx2="http://schemas.microsoft.com/office/drawing/2015/10/21/chartex" xmlns:cx3="http://schemas.microsoft.com/office/drawing/2016/5/9/chartex" xmlns:cx4="http://schemas.microsoft.com/office/drawing/2016/5/10/chartex" xmlns:cx5="http://schemas.microsoft.com/office/drawing/2016/5/11/chartex" xmlns:cx6="http://schemas.microsoft.com/office/drawing/2016/5/12/chartex" xmlns:cx7="http://schemas.microsoft.com/office/drawing/2016/5/13/chartex" xmlns:cx8="http://schemas.microsoft.com/office/drawing/2016/5/14/chartex" xmlns:mc="http://schemas.openxmlformats.org/markup-compatibility/2006" xmlns:aink="http://schemas.microsoft.com/office/drawing/2016/ink" xmlns:am3d="http://schemas.microsoft.com/office/drawing/2017/model3d" xmlns:o="urn:schemas-microsoft-com:office:office" xmlns:oel="http://schemas.microsoft.com/office/2019/extlst" xmlns:r="http://schemas.openxmlformats.org/officeDocument/2006/relationships" xmlns:m="http://schemas.openxmlformats.org/officeDocument/2006/math" xmlns:v="urn:schemas-microsoft-com:vml" xmlns:wp14="http://schemas.microsoft.com/office/word/2010/wordprocessingDrawing" xmlns:wp="http://schemas.openxmlformats.org/drawingml/2006/wordprocessingDrawing" xmlns:w10="urn:schemas-microsoft-com:office:word" xmlns:w="http://schemas.openxmlformats.org/wordprocessingml/2006/main" xmlns:w14="http://schemas.microsoft.com/office/word/2010/wordml" xmlns:w15="http://schemas.microsoft.com/office/word/2012/wordml" xmlns:w16cex="http://schemas.microsoft.com/office/word/2018/wordml/cex" xmlns:w16cid="http://schemas.microsoft.com/office/word/2016/wordml/cid" xmlns:w16="http://schemas.microsoft.com/office/word/2018/wordml" xmlns:w16du="http://schemas.microsoft.com/office/word/2023/wordml/word16du" xmlns:w16sdtdh="http://schemas.microsoft.com/office/word/2020/wordml/sdtdatahash" xmlns:w16sdtfl="http://schemas.microsoft.com/office/word/2024/wordml/sdtformatlock" xmlns:w16se="http://schemas.microsoft.com/office/word/2015/wordml/symex" xmlns:wpg="http://schemas.microsoft.com/office/word/2010/wordprocessingGroup" xmlns:wpi="http://schemas.microsoft.com/office/word/2010/wordprocessingInk" xmlns:wne="http://schemas.microsoft.com/office/word/2006/wordml" xmlns:wps="http://schemas.microsoft.com/office/word/2010/wordprocessingShape" mc:Ignorable="w14 w15 w16se w16cid w16 w16cex w16sdtdh w16sdtfl w16du wp14">
   <w:p>
     <w:pPr>
       <w:pStyle w:val="Header"/>
@@ -429,11 +456,11 @@
 </file>
 
 <file path=word/numbering.xml><?xml version="1.0" encoding="utf-8"?>
-<w:numbering xmlns:wpc="http://schemas.microsoft.com/office/word/2010/wordprocessingCanvas" xmlns:cx="http://schemas.microsoft.com/office/drawing/2014/chartex" xmlns:cx1="http://schemas.microsoft.com/office/drawing/2015/9/8/chartex" xmlns:cx2="http://schemas.microsoft.com/office/drawing/2015/10/21/chartex" xmlns:cx3="http://schemas.microsoft.com/office/drawing/2016/5/9/chartex" xmlns:cx4="http://schemas.microsoft.com/office/drawing/2016/5/10/chartex" xmlns:cx5="http://schemas.microsoft.com/office/drawing/2016/5/11/chartex" xmlns:cx6="http://schemas.microsoft.com/office/drawing/2016/5/12/chartex" xmlns:cx7="http://schemas.microsoft.com/office/drawing/2016/5/13/chartex" xmlns:cx8="http://schemas.microsoft.com/office/drawing/2016/5/14/chartex" xmlns:mc="http://schemas.openxmlformats.org/markup-compatibility/2006" xmlns:aink="http://schemas.microsoft.com/office/drawing/2016/ink" xmlns:am3d="http://schemas.microsoft.com/office/drawing/2017/model3d" xmlns:o="urn:schemas-microsoft-com:office:office" xmlns:oel="http://schemas.microsoft.com/office/2019/extlst" xmlns:r="http://schemas.openxmlformats.org/officeDocument/2006/relationships" xmlns:m="http://schemas.openxmlformats.org/officeDocument/2006/math" xmlns:v="urn:schemas-microsoft-com:vml" xmlns:wp14="http://schemas.microsoft.com/office/word/2010/wordprocessingDrawing" xmlns:wp="http://schemas.openxmlformats.org/drawingml/2006/wordprocessingDrawing" xmlns:w10="urn:schemas-microsoft-com:office:word" xmlns:w="http://schemas.openxmlformats.org/wordprocessingml/2006/main" xmlns:w14="http://schemas.microsoft.com/office/word/2010/wordml" xmlns:w15="http://schemas.microsoft.com/office/word/2012/wordml" xmlns:w16cex="http://schemas.microsoft.com/office/word/2018/wordml/cex" xmlns:w16cid="http://schemas.microsoft.com/office/word/2016/wordml/cid" xmlns:w16="http://schemas.microsoft.com/office/word/2018/wordml" xmlns:w16du="http://schemas.microsoft.com/office/word/2023/wordml/word16du" xmlns:w16sdtdh="http://schemas.microsoft.com/office/word/2020/wordml/sdtdatahash" xmlns:w16se="http://schemas.microsoft.com/office/word/2015/wordml/symex" xmlns:wpg="http://schemas.microsoft.com/office/word/2010/wordprocessingGroup" xmlns:wpi="http://schemas.microsoft.com/office/word/2010/wordprocessingInk" xmlns:wne="http://schemas.microsoft.com/office/word/2006/wordml" xmlns:wps="http://schemas.microsoft.com/office/word/2010/wordprocessingShape" mc:Ignorable="w14 w15 w16se w16cid w16 w16cex w16sdtdh w16du wp14">
+<w:numbering xmlns:wpc="http://schemas.microsoft.com/office/word/2010/wordprocessingCanvas" xmlns:cx="http://schemas.microsoft.com/office/drawing/2014/chartex" xmlns:cx1="http://schemas.microsoft.com/office/drawing/2015/9/8/chartex" xmlns:cx2="http://schemas.microsoft.com/office/drawing/2015/10/21/chartex" xmlns:cx3="http://schemas.microsoft.com/office/drawing/2016/5/9/chartex" xmlns:cx4="http://schemas.microsoft.com/office/drawing/2016/5/10/chartex" xmlns:cx5="http://schemas.microsoft.com/office/drawing/2016/5/11/chartex" xmlns:cx6="http://schemas.microsoft.com/office/drawing/2016/5/12/chartex" xmlns:cx7="http://schemas.microsoft.com/office/drawing/2016/5/13/chartex" xmlns:cx8="http://schemas.microsoft.com/office/drawing/2016/5/14/chartex" xmlns:mc="http://schemas.openxmlformats.org/markup-compatibility/2006" xmlns:aink="http://schemas.microsoft.com/office/drawing/2016/ink" xmlns:am3d="http://schemas.microsoft.com/office/drawing/2017/model3d" xmlns:o="urn:schemas-microsoft-com:office:office" xmlns:oel="http://schemas.microsoft.com/office/2019/extlst" xmlns:r="http://schemas.openxmlformats.org/officeDocument/2006/relationships" xmlns:m="http://schemas.openxmlformats.org/officeDocument/2006/math" xmlns:v="urn:schemas-microsoft-com:vml" xmlns:wp14="http://schemas.microsoft.com/office/word/2010/wordprocessingDrawing" xmlns:wp="http://schemas.openxmlformats.org/drawingml/2006/wordprocessingDrawing" xmlns:w10="urn:schemas-microsoft-com:office:word" xmlns:w="http://schemas.openxmlformats.org/wordprocessingml/2006/main" xmlns:w14="http://schemas.microsoft.com/office/word/2010/wordml" xmlns:w15="http://schemas.microsoft.com/office/word/2012/wordml" xmlns:w16cex="http://schemas.microsoft.com/office/word/2018/wordml/cex" xmlns:w16cid="http://schemas.microsoft.com/office/word/2016/wordml/cid" xmlns:w16="http://schemas.microsoft.com/office/word/2018/wordml" xmlns:w16du="http://schemas.microsoft.com/office/word/2023/wordml/word16du" xmlns:w16sdtdh="http://schemas.microsoft.com/office/word/2020/wordml/sdtdatahash" xmlns:w16sdtfl="http://schemas.microsoft.com/office/word/2024/wordml/sdtformatlock" xmlns:w16se="http://schemas.microsoft.com/office/word/2015/wordml/symex" xmlns:wpg="http://schemas.microsoft.com/office/word/2010/wordprocessingGroup" xmlns:wpi="http://schemas.microsoft.com/office/word/2010/wordprocessingInk" xmlns:wne="http://schemas.microsoft.com/office/word/2006/wordml" xmlns:wps="http://schemas.microsoft.com/office/word/2010/wordprocessingShape" mc:Ignorable="w14 w15 w16se w16cid w16 w16cex w16sdtdh w16sdtfl w16du wp14">
   <w:abstractNum w:abstractNumId="0" w15:restartNumberingAfterBreak="0">
     <w:nsid w:val="2034206F"/>
     <w:multiLevelType w:val="multilevel"/>
-    <w:tmpl w:val="DA2C7A6C"/>
+    <w:tmpl w:val="F370BAD4"/>
     <w:lvl w:ilvl="0">
       <w:start w:val="1"/>
       <w:numFmt w:val="decimal"/>
@@ -447,7 +474,7 @@
       <w:rPr>
         <w:rFonts w:ascii="B Nazanin" w:hAnsi="B Nazanin" w:cs="B Nazanin" w:hint="cs"/>
         <w:vanish/>
-        <w:color w:val="auto"/>
+        <w:color w:val="FFFFFF" w:themeColor="background1"/>
       </w:rPr>
     </w:lvl>
     <w:lvl w:ilvl="1">
@@ -683,7 +710,7 @@
 </file>
 
 <file path=word/styles.xml><?xml version="1.0" encoding="utf-8"?>
-<w:styles xmlns:mc="http://schemas.openxmlformats.org/markup-compatibility/2006" xmlns:r="http://schemas.openxmlformats.org/officeDocument/2006/relationships" xmlns:w="http://schemas.openxmlformats.org/wordprocessingml/2006/main" xmlns:w14="http://schemas.microsoft.com/office/word/2010/wordml" xmlns:w15="http://schemas.microsoft.com/office/word/2012/wordml" xmlns:w16cex="http://schemas.microsoft.com/office/word/2018/wordml/cex" xmlns:w16cid="http://schemas.microsoft.com/office/word/2016/wordml/cid" xmlns:w16="http://schemas.microsoft.com/office/word/2018/wordml" xmlns:w16du="http://schemas.microsoft.com/office/word/2023/wordml/word16du" xmlns:w16sdtdh="http://schemas.microsoft.com/office/word/2020/wordml/sdtdatahash" xmlns:w16se="http://schemas.microsoft.com/office/word/2015/wordml/symex" mc:Ignorable="w14 w15 w16se w16cid w16 w16cex w16sdtdh w16du">
+<w:styles xmlns:mc="http://schemas.openxmlformats.org/markup-compatibility/2006" xmlns:r="http://schemas.openxmlformats.org/officeDocument/2006/relationships" xmlns:w="http://schemas.openxmlformats.org/wordprocessingml/2006/main" xmlns:w14="http://schemas.microsoft.com/office/word/2010/wordml" xmlns:w15="http://schemas.microsoft.com/office/word/2012/wordml" xmlns:w16cex="http://schemas.microsoft.com/office/word/2018/wordml/cex" xmlns:w16cid="http://schemas.microsoft.com/office/word/2016/wordml/cid" xmlns:w16="http://schemas.microsoft.com/office/word/2018/wordml" xmlns:w16du="http://schemas.microsoft.com/office/word/2023/wordml/word16du" xmlns:w16sdtdh="http://schemas.microsoft.com/office/word/2020/wordml/sdtdatahash" xmlns:w16sdtfl="http://schemas.microsoft.com/office/word/2024/wordml/sdtformatlock" xmlns:w16se="http://schemas.microsoft.com/office/word/2015/wordml/symex" mc:Ignorable="w14 w15 w16se w16cid w16 w16cex w16sdtdh w16sdtfl w16du">
   <w:docDefaults>
     <w:rPrDefault>
       <w:rPr>
@@ -1083,9 +1110,9 @@
   <w:style w:type="paragraph" w:default="1" w:styleId="Normal">
     <w:name w:val="Normal"/>
     <w:qFormat/>
-    <w:rsid w:val="0071328E"/>
-    <w:pPr>
-      <w:spacing w:before="100" w:beforeAutospacing="1" w:after="100" w:line="240" w:lineRule="auto"/>
+    <w:rsid w:val="000F30E4"/>
+    <w:pPr>
+      <w:spacing w:before="-1" w:beforeAutospacing="1" w:line="240" w:lineRule="auto"/>
     </w:pPr>
   </w:style>
   <w:style w:type="paragraph" w:styleId="Heading1">
@@ -1095,7 +1122,7 @@
     <w:link w:val="Heading1Char"/>
     <w:uiPriority w:val="1"/>
     <w:qFormat/>
-    <w:rsid w:val="0071328E"/>
+    <w:rsid w:val="000F30E4"/>
     <w:pPr>
       <w:keepNext/>
       <w:keepLines/>
@@ -1113,6 +1140,7 @@
       <w:color w:val="000000"/>
       <w:sz w:val="32"/>
       <w:szCs w:val="36"/>
+      <w14:ligatures w14:val="none"/>
     </w:rPr>
   </w:style>
   <w:style w:type="paragraph" w:styleId="Heading2">
@@ -1124,7 +1152,7 @@
     <w:semiHidden/>
     <w:unhideWhenUsed/>
     <w:qFormat/>
-    <w:rsid w:val="0071328E"/>
+    <w:rsid w:val="000F30E4"/>
     <w:pPr>
       <w:keepNext/>
       <w:keepLines/>
@@ -1133,7 +1161,6 @@
         <w:numId w:val="9"/>
       </w:numPr>
       <w:spacing w:after="580" w:afterAutospacing="0"/>
-      <w:ind w:left="794" w:hanging="794"/>
       <w:outlineLvl w:val="1"/>
     </w:pPr>
     <w:rPr>
@@ -1143,6 +1170,7 @@
       <w:color w:val="000000"/>
       <w:sz w:val="28"/>
       <w:szCs w:val="32"/>
+      <w14:ligatures w14:val="none"/>
     </w:rPr>
   </w:style>
   <w:style w:type="paragraph" w:styleId="Heading3">
@@ -1154,7 +1182,7 @@
     <w:semiHidden/>
     <w:unhideWhenUsed/>
     <w:qFormat/>
-    <w:rsid w:val="0071328E"/>
+    <w:rsid w:val="000F30E4"/>
     <w:pPr>
       <w:keepNext/>
       <w:keepLines/>
@@ -1163,7 +1191,6 @@
         <w:numId w:val="9"/>
       </w:numPr>
       <w:spacing w:after="580" w:afterAutospacing="0"/>
-      <w:ind w:left="1225" w:hanging="1225"/>
       <w:outlineLvl w:val="2"/>
     </w:pPr>
     <w:rPr>
@@ -1171,6 +1198,7 @@
       <w:b/>
       <w:bCs/>
       <w:color w:val="000000"/>
+      <w14:ligatures w14:val="none"/>
     </w:rPr>
   </w:style>
   <w:style w:type="paragraph" w:styleId="Heading4">
@@ -1182,7 +1210,7 @@
     <w:semiHidden/>
     <w:unhideWhenUsed/>
     <w:qFormat/>
-    <w:rsid w:val="0071328E"/>
+    <w:rsid w:val="000F30E4"/>
     <w:pPr>
       <w:keepNext/>
       <w:keepLines/>
@@ -1191,7 +1219,6 @@
         <w:numId w:val="9"/>
       </w:numPr>
       <w:spacing w:after="580" w:afterAutospacing="0"/>
-      <w:ind w:left="1729" w:hanging="1729"/>
       <w:outlineLvl w:val="3"/>
     </w:pPr>
     <w:rPr>
@@ -1201,6 +1228,7 @@
       <w:i/>
       <w:iCs/>
       <w:color w:val="000000"/>
+      <w14:ligatures w14:val="none"/>
     </w:rPr>
   </w:style>
   <w:style w:type="paragraph" w:styleId="Heading5">
@@ -1212,7 +1240,7 @@
     <w:semiHidden/>
     <w:unhideWhenUsed/>
     <w:qFormat/>
-    <w:rsid w:val="0071328E"/>
+    <w:rsid w:val="000F30E4"/>
     <w:pPr>
       <w:keepNext/>
       <w:keepLines/>
@@ -1221,7 +1249,6 @@
         <w:numId w:val="9"/>
       </w:numPr>
       <w:spacing w:after="580" w:afterAutospacing="0"/>
-      <w:ind w:left="2234" w:hanging="2234"/>
       <w:outlineLvl w:val="4"/>
     </w:pPr>
     <w:rPr>
@@ -1229,6 +1256,7 @@
       <w:b/>
       <w:bCs/>
       <w:color w:val="000000"/>
+      <w14:ligatures w14:val="none"/>
     </w:rPr>
   </w:style>
   <w:style w:type="paragraph" w:styleId="Heading6">
@@ -1240,7 +1268,7 @@
     <w:semiHidden/>
     <w:unhideWhenUsed/>
     <w:qFormat/>
-    <w:rsid w:val="0071328E"/>
+    <w:rsid w:val="000F30E4"/>
     <w:pPr>
       <w:keepNext/>
       <w:keepLines/>
@@ -1249,7 +1277,6 @@
         <w:numId w:val="9"/>
       </w:numPr>
       <w:spacing w:after="580" w:afterAutospacing="0"/>
-      <w:ind w:left="2739" w:hanging="2739"/>
       <w:outlineLvl w:val="5"/>
     </w:pPr>
     <w:rPr>
@@ -1257,6 +1284,7 @@
       <w:b/>
       <w:bCs/>
       <w:color w:val="000000"/>
+      <w14:ligatures w14:val="none"/>
     </w:rPr>
   </w:style>
   <w:style w:type="paragraph" w:styleId="Heading7">
@@ -1268,7 +1296,7 @@
     <w:semiHidden/>
     <w:unhideWhenUsed/>
     <w:qFormat/>
-    <w:rsid w:val="0071328E"/>
+    <w:rsid w:val="000F30E4"/>
     <w:pPr>
       <w:keepNext/>
       <w:keepLines/>
@@ -1277,7 +1305,6 @@
         <w:numId w:val="9"/>
       </w:numPr>
       <w:spacing w:after="580" w:afterAutospacing="0"/>
-      <w:ind w:left="3238" w:hanging="3238"/>
       <w:outlineLvl w:val="6"/>
     </w:pPr>
     <w:rPr>
@@ -1287,6 +1314,7 @@
       <w:i/>
       <w:iCs/>
       <w:color w:val="000000"/>
+      <w14:ligatures w14:val="none"/>
     </w:rPr>
   </w:style>
   <w:style w:type="paragraph" w:styleId="Heading8">
@@ -1298,7 +1326,7 @@
     <w:semiHidden/>
     <w:unhideWhenUsed/>
     <w:qFormat/>
-    <w:rsid w:val="0071328E"/>
+    <w:rsid w:val="000F30E4"/>
     <w:pPr>
       <w:keepNext/>
       <w:keepLines/>
@@ -1307,7 +1335,6 @@
         <w:numId w:val="9"/>
       </w:numPr>
       <w:spacing w:after="580" w:afterAutospacing="0"/>
-      <w:ind w:left="3742" w:hanging="3742"/>
       <w:outlineLvl w:val="7"/>
     </w:pPr>
     <w:rPr>
@@ -1316,6 +1343,7 @@
       <w:bCs/>
       <w:color w:val="000000"/>
       <w:lang w:bidi="fa-IR"/>
+      <w14:ligatures w14:val="none"/>
     </w:rPr>
   </w:style>
   <w:style w:type="paragraph" w:styleId="Heading9">
@@ -1327,7 +1355,7 @@
     <w:semiHidden/>
     <w:unhideWhenUsed/>
     <w:qFormat/>
-    <w:rsid w:val="0071328E"/>
+    <w:rsid w:val="000F30E4"/>
     <w:pPr>
       <w:keepNext/>
       <w:keepLines/>
@@ -1336,7 +1364,6 @@
         <w:numId w:val="9"/>
       </w:numPr>
       <w:spacing w:after="580" w:afterAutospacing="0"/>
-      <w:ind w:left="4321" w:hanging="4321"/>
       <w:outlineLvl w:val="8"/>
     </w:pPr>
     <w:rPr>
@@ -1349,6 +1376,7 @@
       <w:sz w:val="20"/>
       <w:szCs w:val="20"/>
       <w:lang w:bidi="fa-IR"/>
+      <w14:ligatures w14:val="none"/>
     </w:rPr>
   </w:style>
   <w:style w:type="character" w:default="1" w:styleId="DefaultParagraphFont">
@@ -1356,7 +1384,7 @@
     <w:uiPriority w:val="1"/>
     <w:semiHidden/>
     <w:unhideWhenUsed/>
-    <w:rsid w:val="0071328E"/>
+    <w:rsid w:val="000F30E4"/>
   </w:style>
   <w:style w:type="table" w:default="1" w:styleId="TableNormal">
     <w:name w:val="Normal Table"/>
@@ -1378,7 +1406,7 @@
     <w:uiPriority w:val="99"/>
     <w:semiHidden/>
     <w:unhideWhenUsed/>
-    <w:rsid w:val="0071328E"/>
+    <w:rsid w:val="000F30E4"/>
   </w:style>
   <w:style w:type="paragraph" w:styleId="Title">
     <w:name w:val="Title"/>
@@ -1387,7 +1415,7 @@
     <w:link w:val="TitleChar"/>
     <w:uiPriority w:val="2"/>
     <w:qFormat/>
-    <w:rsid w:val="0071328E"/>
+    <w:rsid w:val="000F30E4"/>
     <w:pPr>
       <w:contextualSpacing/>
       <w:jc w:val="center"/>
@@ -1405,7 +1433,7 @@
     <w:basedOn w:val="Normal"/>
     <w:link w:val="FootnoteTextChar"/>
     <w:uiPriority w:val="10"/>
-    <w:rsid w:val="0071328E"/>
+    <w:rsid w:val="000F30E4"/>
     <w:rPr>
       <w:sz w:val="20"/>
       <w:szCs w:val="20"/>
@@ -1416,7 +1444,7 @@
     <w:basedOn w:val="DefaultParagraphFont"/>
     <w:link w:val="FootnoteText"/>
     <w:uiPriority w:val="10"/>
-    <w:rsid w:val="0071328E"/>
+    <w:rsid w:val="000F30E4"/>
     <w:rPr>
       <w:sz w:val="20"/>
       <w:szCs w:val="20"/>
@@ -1427,7 +1455,7 @@
     <w:basedOn w:val="DefaultParagraphFont"/>
     <w:link w:val="Heading1"/>
     <w:uiPriority w:val="1"/>
-    <w:rsid w:val="0071328E"/>
+    <w:rsid w:val="000F30E4"/>
     <w:rPr>
       <w:rFonts w:eastAsiaTheme="majorEastAsia"/>
       <w:b/>
@@ -1435,6 +1463,7 @@
       <w:color w:val="000000"/>
       <w:sz w:val="32"/>
       <w:szCs w:val="36"/>
+      <w14:ligatures w14:val="none"/>
     </w:rPr>
   </w:style>
   <w:style w:type="character" w:customStyle="1" w:styleId="Heading2Char">
@@ -1443,7 +1472,7 @@
     <w:link w:val="Heading2"/>
     <w:uiPriority w:val="1"/>
     <w:semiHidden/>
-    <w:rsid w:val="0071328E"/>
+    <w:rsid w:val="000F30E4"/>
     <w:rPr>
       <w:rFonts w:eastAsiaTheme="majorEastAsia"/>
       <w:b/>
@@ -1451,6 +1480,7 @@
       <w:color w:val="000000"/>
       <w:sz w:val="28"/>
       <w:szCs w:val="32"/>
+      <w14:ligatures w14:val="none"/>
     </w:rPr>
   </w:style>
   <w:style w:type="character" w:customStyle="1" w:styleId="Heading3Char">
@@ -1459,12 +1489,13 @@
     <w:link w:val="Heading3"/>
     <w:uiPriority w:val="1"/>
     <w:semiHidden/>
-    <w:rsid w:val="0071328E"/>
+    <w:rsid w:val="000F30E4"/>
     <w:rPr>
       <w:rFonts w:eastAsiaTheme="majorEastAsia"/>
       <w:b/>
       <w:bCs/>
       <w:color w:val="000000"/>
+      <w14:ligatures w14:val="none"/>
     </w:rPr>
   </w:style>
   <w:style w:type="character" w:customStyle="1" w:styleId="Heading4Char">
@@ -1473,7 +1504,7 @@
     <w:link w:val="Heading4"/>
     <w:uiPriority w:val="1"/>
     <w:semiHidden/>
-    <w:rsid w:val="0071328E"/>
+    <w:rsid w:val="000F30E4"/>
     <w:rPr>
       <w:rFonts w:eastAsiaTheme="majorEastAsia"/>
       <w:b/>
@@ -1481,6 +1512,7 @@
       <w:i/>
       <w:iCs/>
       <w:color w:val="000000"/>
+      <w14:ligatures w14:val="none"/>
     </w:rPr>
   </w:style>
   <w:style w:type="character" w:customStyle="1" w:styleId="Heading5Char">
@@ -1489,12 +1521,13 @@
     <w:link w:val="Heading5"/>
     <w:uiPriority w:val="1"/>
     <w:semiHidden/>
-    <w:rsid w:val="0071328E"/>
+    <w:rsid w:val="000F30E4"/>
     <w:rPr>
       <w:rFonts w:eastAsiaTheme="majorEastAsia"/>
       <w:b/>
       <w:bCs/>
       <w:color w:val="000000"/>
+      <w14:ligatures w14:val="none"/>
     </w:rPr>
   </w:style>
   <w:style w:type="character" w:customStyle="1" w:styleId="Heading6Char">
@@ -1503,12 +1536,13 @@
     <w:link w:val="Heading6"/>
     <w:uiPriority w:val="1"/>
     <w:semiHidden/>
-    <w:rsid w:val="0071328E"/>
+    <w:rsid w:val="000F30E4"/>
     <w:rPr>
       <w:rFonts w:eastAsiaTheme="majorEastAsia"/>
       <w:b/>
       <w:bCs/>
       <w:color w:val="000000"/>
+      <w14:ligatures w14:val="none"/>
     </w:rPr>
   </w:style>
   <w:style w:type="character" w:customStyle="1" w:styleId="Heading7Char">
@@ -1517,7 +1551,7 @@
     <w:link w:val="Heading7"/>
     <w:uiPriority w:val="1"/>
     <w:semiHidden/>
-    <w:rsid w:val="0071328E"/>
+    <w:rsid w:val="000F30E4"/>
     <w:rPr>
       <w:rFonts w:eastAsiaTheme="majorEastAsia"/>
       <w:b/>
@@ -1525,6 +1559,7 @@
       <w:i/>
       <w:iCs/>
       <w:color w:val="000000"/>
+      <w14:ligatures w14:val="none"/>
     </w:rPr>
   </w:style>
   <w:style w:type="character" w:customStyle="1" w:styleId="Heading8Char">
@@ -1533,13 +1568,14 @@
     <w:link w:val="Heading8"/>
     <w:uiPriority w:val="1"/>
     <w:semiHidden/>
-    <w:rsid w:val="0071328E"/>
+    <w:rsid w:val="000F30E4"/>
     <w:rPr>
       <w:rFonts w:eastAsiaTheme="majorEastAsia"/>
       <w:b/>
       <w:bCs/>
       <w:color w:val="000000"/>
       <w:lang w:bidi="fa-IR"/>
+      <w14:ligatures w14:val="none"/>
     </w:rPr>
   </w:style>
   <w:style w:type="character" w:customStyle="1" w:styleId="Heading9Char">
@@ -1548,7 +1584,7 @@
     <w:link w:val="Heading9"/>
     <w:uiPriority w:val="1"/>
     <w:semiHidden/>
-    <w:rsid w:val="0071328E"/>
+    <w:rsid w:val="000F30E4"/>
     <w:rPr>
       <w:rFonts w:eastAsiaTheme="majorEastAsia"/>
       <w:b/>
@@ -1559,6 +1595,7 @@
       <w:sz w:val="20"/>
       <w:szCs w:val="20"/>
       <w:lang w:bidi="fa-IR"/>
+      <w14:ligatures w14:val="none"/>
     </w:rPr>
   </w:style>
   <w:style w:type="character" w:customStyle="1" w:styleId="TitleChar">
@@ -1566,7 +1603,7 @@
     <w:basedOn w:val="DefaultParagraphFont"/>
     <w:link w:val="Title"/>
     <w:uiPriority w:val="2"/>
-    <w:rsid w:val="0071328E"/>
+    <w:rsid w:val="000F30E4"/>
     <w:rPr>
       <w:rFonts w:eastAsiaTheme="majorEastAsia" w:cs="B Titr"/>
       <w:spacing w:val="-10"/>
@@ -1579,7 +1616,7 @@
     <w:name w:val="page number"/>
     <w:basedOn w:val="DefaultParagraphFont"/>
     <w:uiPriority w:val="12"/>
-    <w:rsid w:val="0071328E"/>
+    <w:rsid w:val="000F30E4"/>
     <w:rPr>
       <w:sz w:val="20"/>
       <w:szCs w:val="24"/>
@@ -1590,9 +1627,9 @@
     <w:basedOn w:val="Normal"/>
     <w:link w:val="BodyTextChar"/>
     <w:qFormat/>
-    <w:rsid w:val="0071328E"/>
-    <w:pPr>
-      <w:spacing w:line="580" w:lineRule="exact"/>
+    <w:rsid w:val="000F30E4"/>
+    <w:pPr>
+      <w:spacing w:before="0" w:beforeAutospacing="0" w:after="0" w:afterAutospacing="0" w:line="580" w:lineRule="exact"/>
       <w:ind w:firstLine="227"/>
       <w:jc w:val="lowKashida"/>
     </w:pPr>
@@ -1601,14 +1638,14 @@
     <w:name w:val="Body Text Char"/>
     <w:basedOn w:val="DefaultParagraphFont"/>
     <w:link w:val="BodyText"/>
-    <w:rsid w:val="0071328E"/>
+    <w:rsid w:val="000F30E4"/>
   </w:style>
   <w:style w:type="paragraph" w:styleId="Caption">
     <w:name w:val="caption"/>
     <w:basedOn w:val="Normal"/>
     <w:next w:val="BodyText"/>
     <w:uiPriority w:val="11"/>
-    <w:rsid w:val="0071328E"/>
+    <w:rsid w:val="000F30E4"/>
     <w:pPr>
       <w:spacing w:after="580" w:afterAutospacing="0"/>
       <w:jc w:val="center"/>
@@ -1616,6 +1653,7 @@
     <w:rPr>
       <w:sz w:val="22"/>
       <w:szCs w:val="24"/>
+      <w14:ligatures w14:val="none"/>
     </w:rPr>
   </w:style>
   <w:style w:type="paragraph" w:styleId="BlockText">
@@ -1623,7 +1661,7 @@
     <w:basedOn w:val="Normal"/>
     <w:uiPriority w:val="5"/>
     <w:qFormat/>
-    <w:rsid w:val="0071328E"/>
+    <w:rsid w:val="000F30E4"/>
     <w:pPr>
       <w:pBdr>
         <w:top w:val="single" w:sz="2" w:space="10" w:color="auto"/>
@@ -1645,7 +1683,7 @@
     <w:link w:val="QuoteChar"/>
     <w:uiPriority w:val="5"/>
     <w:qFormat/>
-    <w:rsid w:val="0071328E"/>
+    <w:rsid w:val="000F30E4"/>
     <w:pPr>
       <w:spacing w:before="200"/>
       <w:ind w:left="851" w:right="851"/>
@@ -1660,7 +1698,7 @@
     <w:basedOn w:val="DefaultParagraphFont"/>
     <w:link w:val="Quote"/>
     <w:uiPriority w:val="5"/>
-    <w:rsid w:val="0071328E"/>
+    <w:rsid w:val="000F30E4"/>
     <w:rPr>
       <w:color w:val="404040" w:themeColor="text1" w:themeTint="BF"/>
     </w:rPr>
@@ -1670,7 +1708,7 @@
     <w:basedOn w:val="Normal"/>
     <w:link w:val="FooterChar"/>
     <w:uiPriority w:val="9"/>
-    <w:rsid w:val="0071328E"/>
+    <w:rsid w:val="000F30E4"/>
     <w:pPr>
       <w:tabs>
         <w:tab w:val="center" w:pos="4513"/>
@@ -1688,7 +1726,7 @@
     <w:basedOn w:val="DefaultParagraphFont"/>
     <w:link w:val="Footer"/>
     <w:uiPriority w:val="9"/>
-    <w:rsid w:val="0071328E"/>
+    <w:rsid w:val="000F30E4"/>
     <w:rPr>
       <w:sz w:val="22"/>
       <w:szCs w:val="24"/>
@@ -1699,7 +1737,7 @@
     <w:basedOn w:val="Normal"/>
     <w:link w:val="HeaderChar"/>
     <w:uiPriority w:val="9"/>
-    <w:rsid w:val="0071328E"/>
+    <w:rsid w:val="000F30E4"/>
     <w:pPr>
       <w:tabs>
         <w:tab w:val="center" w:pos="4513"/>
@@ -1717,7 +1755,7 @@
     <w:basedOn w:val="DefaultParagraphFont"/>
     <w:link w:val="Header"/>
     <w:uiPriority w:val="9"/>
-    <w:rsid w:val="0071328E"/>
+    <w:rsid w:val="000F30E4"/>
     <w:rPr>
       <w:sz w:val="22"/>
       <w:szCs w:val="24"/>
@@ -1730,7 +1768,7 @@
     <w:link w:val="SubtitleChar"/>
     <w:uiPriority w:val="3"/>
     <w:qFormat/>
-    <w:rsid w:val="0071328E"/>
+    <w:rsid w:val="000F30E4"/>
     <w:pPr>
       <w:numPr>
         <w:ilvl w:val="1"/>
@@ -1750,7 +1788,7 @@
     <w:basedOn w:val="DefaultParagraphFont"/>
     <w:link w:val="Subtitle"/>
     <w:uiPriority w:val="3"/>
-    <w:rsid w:val="0071328E"/>
+    <w:rsid w:val="000F30E4"/>
     <w:rPr>
       <w:rFonts w:eastAsiaTheme="minorEastAsia"/>
       <w:color w:val="5A5A5A" w:themeColor="text1" w:themeTint="A5"/>
@@ -1766,7 +1804,7 @@
     <w:link w:val="IntenseQuoteChar"/>
     <w:uiPriority w:val="5"/>
     <w:qFormat/>
-    <w:rsid w:val="0071328E"/>
+    <w:rsid w:val="000F30E4"/>
     <w:pPr>
       <w:pBdr>
         <w:top w:val="single" w:sz="4" w:space="10" w:color="auto"/>
@@ -1786,7 +1824,7 @@
     <w:basedOn w:val="DefaultParagraphFont"/>
     <w:link w:val="IntenseQuote"/>
     <w:uiPriority w:val="5"/>
-    <w:rsid w:val="0071328E"/>
+    <w:rsid w:val="000F30E4"/>
     <w:rPr>
       <w:i/>
       <w:iCs/>
@@ -1797,7 +1835,7 @@
     <w:basedOn w:val="DefaultParagraphFont"/>
     <w:uiPriority w:val="4"/>
     <w:qFormat/>
-    <w:rsid w:val="0071328E"/>
+    <w:rsid w:val="000F30E4"/>
     <w:rPr>
       <w:i/>
       <w:iCs/>
@@ -1808,7 +1846,7 @@
     <w:basedOn w:val="DefaultParagraphFont"/>
     <w:uiPriority w:val="4"/>
     <w:qFormat/>
-    <w:rsid w:val="0071328E"/>
+    <w:rsid w:val="000F30E4"/>
     <w:rPr>
       <w:b/>
       <w:bCs/>
@@ -1819,7 +1857,7 @@
     <w:basedOn w:val="Normal"/>
     <w:uiPriority w:val="6"/>
     <w:qFormat/>
-    <w:rsid w:val="0071328E"/>
+    <w:rsid w:val="000F30E4"/>
     <w:pPr>
       <w:ind w:left="720"/>
       <w:contextualSpacing/>
@@ -1830,14 +1868,14 @@
     <w:basedOn w:val="Normal"/>
     <w:uiPriority w:val="6"/>
     <w:qFormat/>
-    <w:rsid w:val="0071328E"/>
+    <w:rsid w:val="000F30E4"/>
   </w:style>
   <w:style w:type="paragraph" w:styleId="EndnoteText">
     <w:name w:val="endnote text"/>
     <w:basedOn w:val="Normal"/>
     <w:link w:val="EndnoteTextChar"/>
     <w:uiPriority w:val="10"/>
-    <w:rsid w:val="0071328E"/>
+    <w:rsid w:val="000F30E4"/>
     <w:pPr>
       <w:spacing w:before="0" w:after="0"/>
     </w:pPr>
@@ -1851,7 +1889,7 @@
     <w:basedOn w:val="DefaultParagraphFont"/>
     <w:link w:val="EndnoteText"/>
     <w:uiPriority w:val="10"/>
-    <w:rsid w:val="0071328E"/>
+    <w:rsid w:val="000F30E4"/>
     <w:rPr>
       <w:sz w:val="20"/>
       <w:szCs w:val="20"/>
@@ -1865,7 +1903,7 @@
     <w:semiHidden/>
     <w:unhideWhenUsed/>
     <w:qFormat/>
-    <w:rsid w:val="0071328E"/>
+    <w:rsid w:val="000F30E4"/>
     <w:pPr>
       <w:spacing w:before="0" w:after="0"/>
     </w:pPr>
@@ -1880,7 +1918,7 @@
     <w:link w:val="PlainText"/>
     <w:uiPriority w:val="19"/>
     <w:semiHidden/>
-    <w:rsid w:val="0071328E"/>
+    <w:rsid w:val="000F30E4"/>
     <w:rPr>
       <w:sz w:val="21"/>
       <w:szCs w:val="21"/>
@@ -1891,7 +1929,7 @@
     <w:basedOn w:val="Normal"/>
     <w:next w:val="Normal"/>
     <w:uiPriority w:val="11"/>
-    <w:rsid w:val="0071328E"/>
+    <w:rsid w:val="000F30E4"/>
     <w:pPr>
       <w:spacing w:after="0"/>
     </w:pPr>
